--- a/Realtor Forms/Cobroke Agreement - SRI Representing Seller.docx
+++ b/Realtor Forms/Cobroke Agreement - SRI Representing Seller.docx
@@ -100,37 +100,31 @@
       <w:r>
         <w:rPr>
           <w:rFonts w:asciiTheme="minorHAnsi" w:hAnsiTheme="minorHAnsi" w:cstheme="minorHAnsi"/>
-          <w:szCs w:val="18"/>
-        </w:rPr>
-        <w:t>____</w:t>
-      </w:r>
-      <w:r>
-        <w:rPr>
-          <w:rFonts w:asciiTheme="minorHAnsi" w:hAnsiTheme="minorHAnsi" w:cstheme="minorHAnsi"/>
-          <w:szCs w:val="18"/>
-        </w:rPr>
-        <w:t>_____</w:t>
-      </w:r>
-      <w:r>
-        <w:rPr>
-          <w:rFonts w:asciiTheme="minorHAnsi" w:hAnsiTheme="minorHAnsi" w:cstheme="minorHAnsi"/>
-          <w:szCs w:val="18"/>
-        </w:rPr>
-        <w:t>_</w:t>
-      </w:r>
-      <w:r>
-        <w:rPr>
-          <w:rFonts w:asciiTheme="minorHAnsi" w:hAnsiTheme="minorHAnsi" w:cstheme="minorHAnsi"/>
-          <w:szCs w:val="18"/>
-        </w:rPr>
-        <w:t>___</w:t>
-      </w:r>
-      <w:r>
-        <w:rPr>
-          <w:rFonts w:asciiTheme="minorHAnsi" w:hAnsiTheme="minorHAnsi" w:cstheme="minorHAnsi"/>
-          <w:szCs w:val="18"/>
-        </w:rPr>
-        <w:t>____  20____</w:t>
+          <w:b/>
+          <w:bCs/>
+          <w:u w:val="single"/>
+        </w:rPr>
+        <w:t>{{</w:t>
+      </w:r>
+      <w:proofErr w:type="spellStart"/>
+      <w:r>
+        <w:rPr>
+          <w:rFonts w:asciiTheme="minorHAnsi" w:hAnsiTheme="minorHAnsi" w:cstheme="minorHAnsi"/>
+          <w:b/>
+          <w:bCs/>
+          <w:u w:val="single"/>
+        </w:rPr>
+        <w:t>agreement_date</w:t>
+      </w:r>
+      <w:proofErr w:type="spellEnd"/>
+      <w:r>
+        <w:rPr>
+          <w:rFonts w:asciiTheme="minorHAnsi" w:hAnsiTheme="minorHAnsi" w:cstheme="minorHAnsi"/>
+          <w:b/>
+          <w:bCs/>
+          <w:u w:val="single"/>
+        </w:rPr>
+        <w:t>}}</w:t>
       </w:r>
       <w:r>
         <w:rPr>
@@ -287,9 +281,37 @@
       <w:r>
         <w:rPr>
           <w:rFonts w:asciiTheme="minorHAnsi" w:hAnsiTheme="minorHAnsi" w:cstheme="minorHAnsi"/>
+          <w:b/>
+          <w:bCs/>
+        </w:rPr>
+        <w:t>{{</w:t>
+      </w:r>
+      <w:proofErr w:type="spellStart"/>
+      <w:r>
+        <w:rPr>
+          <w:rFonts w:asciiTheme="minorHAnsi" w:hAnsiTheme="minorHAnsi" w:cstheme="minorHAnsi"/>
+          <w:b/>
+          <w:bCs/>
+        </w:rPr>
+        <w:t>cobroke_agency_name</w:t>
+      </w:r>
+      <w:proofErr w:type="spellEnd"/>
+      <w:r>
+        <w:rPr>
+          <w:rFonts w:asciiTheme="minorHAnsi" w:hAnsiTheme="minorHAnsi" w:cstheme="minorHAnsi"/>
+          <w:b/>
+          <w:bCs/>
+        </w:rPr>
+        <w:t>}}</w:t>
+      </w:r>
+      <w:r>
+        <w:rPr>
+          <w:rFonts w:asciiTheme="minorHAnsi" w:hAnsiTheme="minorHAnsi" w:cstheme="minorHAnsi"/>
+          <w:b/>
+          <w:bCs/>
           <w:szCs w:val="18"/>
         </w:rPr>
-        <w:t xml:space="preserve">                                                                          </w:t>
+        <w:t xml:space="preserve"> </w:t>
       </w:r>
       <w:r>
         <w:rPr>
@@ -334,6 +356,7 @@
         </w:rPr>
         <w:t>Property Address</w:t>
       </w:r>
+      <w:proofErr w:type="gramStart"/>
       <w:r>
         <w:rPr>
           <w:rFonts w:asciiTheme="minorHAnsi" w:hAnsiTheme="minorHAnsi" w:cstheme="minorHAnsi"/>
@@ -345,7 +368,46 @@
         <w:rPr>
           <w:rFonts w:asciiTheme="minorHAnsi" w:hAnsiTheme="minorHAnsi" w:cstheme="minorHAnsi"/>
         </w:rPr>
-        <w:t xml:space="preserve"> _______________________________________________________________________________</w:t>
+        <w:t xml:space="preserve"> </w:t>
+      </w:r>
+      <w:r>
+        <w:rPr>
+          <w:rFonts w:asciiTheme="minorHAnsi" w:hAnsiTheme="minorHAnsi" w:cstheme="minorHAnsi"/>
+          <w:b/>
+          <w:bCs/>
+          <w:u w:val="single"/>
+        </w:rPr>
+        <w:t>{</w:t>
+      </w:r>
+      <w:proofErr w:type="gramEnd"/>
+      <w:r>
+        <w:rPr>
+          <w:rFonts w:asciiTheme="minorHAnsi" w:hAnsiTheme="minorHAnsi" w:cstheme="minorHAnsi"/>
+          <w:b/>
+          <w:bCs/>
+          <w:u w:val="single"/>
+        </w:rPr>
+        <w:t>{</w:t>
+      </w:r>
+      <w:proofErr w:type="spellStart"/>
+      <w:r>
+        <w:rPr>
+          <w:rFonts w:asciiTheme="minorHAnsi" w:hAnsiTheme="minorHAnsi" w:cstheme="minorHAnsi"/>
+          <w:b/>
+          <w:bCs/>
+          <w:u w:val="single"/>
+        </w:rPr>
+        <w:t>property_address</w:t>
+      </w:r>
+      <w:proofErr w:type="spellEnd"/>
+      <w:r>
+        <w:rPr>
+          <w:rFonts w:asciiTheme="minorHAnsi" w:hAnsiTheme="minorHAnsi" w:cstheme="minorHAnsi"/>
+          <w:b/>
+          <w:bCs/>
+          <w:u w:val="single"/>
+        </w:rPr>
+        <w:t>}}</w:t>
       </w:r>
     </w:p>
     <w:p>
@@ -428,7 +490,42 @@
         <w:rPr>
           <w:rFonts w:asciiTheme="minorHAnsi" w:hAnsiTheme="minorHAnsi" w:cstheme="minorHAnsi"/>
         </w:rPr>
-        <w:t>’s Estate Agent shall pay a co-brokerage fee of _________ (%) of the</w:t>
+        <w:t xml:space="preserve">’s Estate Agent shall pay a co-brokerage fee of </w:t>
+      </w:r>
+      <w:r>
+        <w:rPr>
+          <w:rFonts w:asciiTheme="minorHAnsi" w:hAnsiTheme="minorHAnsi" w:cstheme="minorHAnsi"/>
+          <w:b/>
+          <w:bCs/>
+          <w:u w:val="single"/>
+        </w:rPr>
+        <w:t>{{</w:t>
+      </w:r>
+      <w:proofErr w:type="spellStart"/>
+      <w:r>
+        <w:rPr>
+          <w:rFonts w:asciiTheme="minorHAnsi" w:hAnsiTheme="minorHAnsi" w:cstheme="minorHAnsi"/>
+          <w:b/>
+          <w:bCs/>
+          <w:u w:val="single"/>
+        </w:rPr>
+        <w:t>cobroke_fee_rate</w:t>
+      </w:r>
+      <w:proofErr w:type="spellEnd"/>
+      <w:r>
+        <w:rPr>
+          <w:rFonts w:asciiTheme="minorHAnsi" w:hAnsiTheme="minorHAnsi" w:cstheme="minorHAnsi"/>
+          <w:b/>
+          <w:bCs/>
+          <w:u w:val="single"/>
+        </w:rPr>
+        <w:t>}}</w:t>
+      </w:r>
+      <w:r>
+        <w:rPr>
+          <w:rFonts w:asciiTheme="minorHAnsi" w:hAnsiTheme="minorHAnsi" w:cstheme="minorHAnsi"/>
+        </w:rPr>
+        <w:t xml:space="preserve"> (%) of the</w:t>
       </w:r>
       <w:r>
         <w:rPr>
@@ -451,8 +548,40 @@
       <w:r>
         <w:rPr>
           <w:rFonts w:asciiTheme="minorHAnsi" w:hAnsiTheme="minorHAnsi" w:cstheme="minorHAnsi"/>
-        </w:rPr>
-        <w:t>__________________________________________________________________</w:t>
+          <w:b/>
+          <w:bCs/>
+          <w:u w:val="single"/>
+        </w:rPr>
+        <w:t>{{</w:t>
+      </w:r>
+      <w:proofErr w:type="spellStart"/>
+      <w:r>
+        <w:rPr>
+          <w:rFonts w:asciiTheme="minorHAnsi" w:hAnsiTheme="minorHAnsi" w:cstheme="minorHAnsi"/>
+          <w:b/>
+          <w:bCs/>
+          <w:u w:val="single"/>
+        </w:rPr>
+        <w:t>cobroke_fee_</w:t>
+      </w:r>
+      <w:r>
+        <w:rPr>
+          <w:rFonts w:asciiTheme="minorHAnsi" w:hAnsiTheme="minorHAnsi" w:cstheme="minorHAnsi"/>
+          <w:b/>
+          <w:bCs/>
+          <w:u w:val="single"/>
+        </w:rPr>
+        <w:t>amount_word</w:t>
+      </w:r>
+      <w:proofErr w:type="spellEnd"/>
+      <w:r>
+        <w:rPr>
+          <w:rFonts w:asciiTheme="minorHAnsi" w:hAnsiTheme="minorHAnsi" w:cstheme="minorHAnsi"/>
+          <w:b/>
+          <w:bCs/>
+          <w:u w:val="single"/>
+        </w:rPr>
+        <w:t>}}</w:t>
       </w:r>
       <w:r>
         <w:rPr>
@@ -464,55 +593,57 @@
         <w:rPr>
           <w:rFonts w:asciiTheme="minorHAnsi" w:hAnsiTheme="minorHAnsi" w:cstheme="minorHAnsi"/>
         </w:rPr>
-        <w:t>_______________</w:t>
-      </w:r>
-      <w:r>
-        <w:rPr>
-          <w:rFonts w:asciiTheme="minorHAnsi" w:hAnsiTheme="minorHAnsi" w:cstheme="minorHAnsi"/>
-        </w:rPr>
-        <w:t>_____</w:t>
-      </w:r>
-      <w:r>
-        <w:rPr>
-          <w:rFonts w:asciiTheme="minorHAnsi" w:hAnsiTheme="minorHAnsi" w:cstheme="minorHAnsi"/>
-        </w:rPr>
-        <w:t>______________</w:t>
-      </w:r>
-      <w:r>
-        <w:rPr>
-          <w:rFonts w:asciiTheme="minorHAnsi" w:hAnsiTheme="minorHAnsi" w:cstheme="minorHAnsi"/>
-        </w:rPr>
-        <w:t>___________</w:t>
-      </w:r>
-      <w:r>
-        <w:rPr>
-          <w:rFonts w:asciiTheme="minorHAnsi" w:hAnsiTheme="minorHAnsi" w:cstheme="minorHAnsi"/>
-        </w:rPr>
-        <w:t>_____________</w:t>
-      </w:r>
-      <w:r>
-        <w:rPr>
-          <w:rFonts w:asciiTheme="minorHAnsi" w:hAnsiTheme="minorHAnsi" w:cstheme="minorHAnsi"/>
-        </w:rPr>
-        <w:t>_</w:t>
-      </w:r>
-      <w:r>
-        <w:rPr>
-          <w:rFonts w:asciiTheme="minorHAnsi" w:hAnsiTheme="minorHAnsi" w:cstheme="minorHAnsi"/>
-        </w:rPr>
         <w:t xml:space="preserve"> </w:t>
       </w:r>
       <w:r>
         <w:rPr>
           <w:rFonts w:asciiTheme="minorHAnsi" w:hAnsiTheme="minorHAnsi" w:cstheme="minorHAnsi"/>
         </w:rPr>
-        <w:t>(S$____________</w:t>
-      </w:r>
-      <w:r>
-        <w:rPr>
-          <w:rFonts w:asciiTheme="minorHAnsi" w:hAnsiTheme="minorHAnsi" w:cstheme="minorHAnsi"/>
-        </w:rPr>
-        <w:t>________) plus</w:t>
+        <w:t>(S$</w:t>
+      </w:r>
+      <w:r>
+        <w:rPr>
+          <w:rFonts w:asciiTheme="minorHAnsi" w:hAnsiTheme="minorHAnsi" w:cstheme="minorHAnsi"/>
+          <w:b/>
+          <w:bCs/>
+          <w:u w:val="single"/>
+        </w:rPr>
+        <w:t>{{</w:t>
+      </w:r>
+      <w:proofErr w:type="spellStart"/>
+      <w:r>
+        <w:rPr>
+          <w:rFonts w:asciiTheme="minorHAnsi" w:hAnsiTheme="minorHAnsi" w:cstheme="minorHAnsi"/>
+          <w:b/>
+          <w:bCs/>
+          <w:u w:val="single"/>
+        </w:rPr>
+        <w:t>cobroke_fee_</w:t>
+      </w:r>
+      <w:r>
+        <w:rPr>
+          <w:rFonts w:asciiTheme="minorHAnsi" w:hAnsiTheme="minorHAnsi" w:cstheme="minorHAnsi"/>
+          <w:b/>
+          <w:bCs/>
+          <w:u w:val="single"/>
+        </w:rPr>
+        <w:t>amount</w:t>
+      </w:r>
+      <w:proofErr w:type="spellEnd"/>
+      <w:r>
+        <w:rPr>
+          <w:rFonts w:asciiTheme="minorHAnsi" w:hAnsiTheme="minorHAnsi" w:cstheme="minorHAnsi"/>
+          <w:b/>
+          <w:bCs/>
+          <w:u w:val="single"/>
+        </w:rPr>
+        <w:t>}}</w:t>
+      </w:r>
+      <w:r>
+        <w:rPr>
+          <w:rFonts w:asciiTheme="minorHAnsi" w:hAnsiTheme="minorHAnsi" w:cstheme="minorHAnsi"/>
+        </w:rPr>
+        <w:t>) plus</w:t>
       </w:r>
       <w:r>
         <w:rPr>
@@ -799,438 +930,533 @@
         </w:rPr>
       </w:pPr>
     </w:p>
+    <w:tbl>
+      <w:tblPr>
+        <w:tblStyle w:val="TableGrid"/>
+        <w:tblW w:w="0" w:type="auto"/>
+        <w:tblInd w:w="709" w:type="dxa"/>
+        <w:tblBorders>
+          <w:top w:val="none" w:sz="0" w:space="0" w:color="auto"/>
+          <w:left w:val="none" w:sz="0" w:space="0" w:color="auto"/>
+          <w:bottom w:val="none" w:sz="0" w:space="0" w:color="auto"/>
+          <w:right w:val="none" w:sz="0" w:space="0" w:color="auto"/>
+          <w:insideH w:val="none" w:sz="0" w:space="0" w:color="auto"/>
+          <w:insideV w:val="none" w:sz="0" w:space="0" w:color="auto"/>
+        </w:tblBorders>
+        <w:tblLook w:val="04A0" w:firstRow="1" w:lastRow="0" w:firstColumn="1" w:lastColumn="0" w:noHBand="0" w:noVBand="1"/>
+      </w:tblPr>
+      <w:tblGrid>
+        <w:gridCol w:w="4874"/>
+        <w:gridCol w:w="4874"/>
+      </w:tblGrid>
+      <w:tr>
+        <w:tc>
+          <w:tcPr>
+            <w:tcW w:w="4874" w:type="dxa"/>
+          </w:tcPr>
+          <w:p>
+            <w:pPr>
+              <w:spacing w:line="360" w:lineRule="auto"/>
+              <w:rPr>
+                <w:rFonts w:asciiTheme="minorHAnsi" w:hAnsiTheme="minorHAnsi" w:cstheme="minorHAnsi"/>
+              </w:rPr>
+            </w:pPr>
+            <w:r>
+              <w:rPr>
+                <w:rFonts w:asciiTheme="minorHAnsi" w:hAnsiTheme="minorHAnsi" w:cstheme="minorHAnsi"/>
+                <w:u w:val="single"/>
+              </w:rPr>
+              <w:t>______________________________</w:t>
+            </w:r>
+          </w:p>
+        </w:tc>
+        <w:tc>
+          <w:tcPr>
+            <w:tcW w:w="4874" w:type="dxa"/>
+          </w:tcPr>
+          <w:p>
+            <w:pPr>
+              <w:spacing w:line="360" w:lineRule="auto"/>
+              <w:rPr>
+                <w:rFonts w:asciiTheme="minorHAnsi" w:hAnsiTheme="minorHAnsi" w:cstheme="minorHAnsi"/>
+              </w:rPr>
+            </w:pPr>
+            <w:r>
+              <w:rPr>
+                <w:rFonts w:asciiTheme="minorHAnsi" w:hAnsiTheme="minorHAnsi" w:cstheme="minorHAnsi"/>
+                <w:u w:val="single"/>
+              </w:rPr>
+              <w:t>______________________________</w:t>
+            </w:r>
+          </w:p>
+        </w:tc>
+      </w:tr>
+      <w:tr>
+        <w:tc>
+          <w:tcPr>
+            <w:tcW w:w="4874" w:type="dxa"/>
+          </w:tcPr>
+          <w:p>
+            <w:pPr>
+              <w:spacing w:line="360" w:lineRule="auto"/>
+              <w:rPr>
+                <w:rFonts w:asciiTheme="minorHAnsi" w:hAnsiTheme="minorHAnsi" w:cstheme="minorHAnsi"/>
+              </w:rPr>
+            </w:pPr>
+            <w:r>
+              <w:rPr>
+                <w:rFonts w:asciiTheme="minorHAnsi" w:hAnsiTheme="minorHAnsi" w:cstheme="minorHAnsi"/>
+              </w:rPr>
+              <w:t>Sign</w:t>
+            </w:r>
+            <w:r>
+              <w:rPr>
+                <w:rFonts w:asciiTheme="minorHAnsi" w:hAnsiTheme="minorHAnsi" w:cstheme="minorHAnsi"/>
+              </w:rPr>
+              <w:t xml:space="preserve">ed </w:t>
+            </w:r>
+            <w:r>
+              <w:rPr>
+                <w:rFonts w:asciiTheme="minorHAnsi" w:hAnsiTheme="minorHAnsi" w:cstheme="minorHAnsi"/>
+              </w:rPr>
+              <w:t>for and on behalf</w:t>
+            </w:r>
+            <w:r>
+              <w:rPr>
+                <w:rFonts w:asciiTheme="minorHAnsi" w:hAnsiTheme="minorHAnsi" w:cstheme="minorHAnsi"/>
+              </w:rPr>
+              <w:t xml:space="preserve"> of </w:t>
+            </w:r>
+            <w:r>
+              <w:rPr>
+                <w:rFonts w:asciiTheme="minorHAnsi" w:hAnsiTheme="minorHAnsi" w:cstheme="minorHAnsi"/>
+              </w:rPr>
+              <w:t xml:space="preserve">Estate Agent representing </w:t>
+            </w:r>
+            <w:r>
+              <w:rPr>
+                <w:rFonts w:asciiTheme="minorHAnsi" w:hAnsiTheme="minorHAnsi" w:cstheme="minorHAnsi"/>
+              </w:rPr>
+              <w:t>Seller</w:t>
+            </w:r>
+            <w:r>
+              <w:rPr>
+                <w:rFonts w:asciiTheme="minorHAnsi" w:hAnsiTheme="minorHAnsi" w:cstheme="minorHAnsi"/>
+              </w:rPr>
+              <w:t>(s)</w:t>
+            </w:r>
+          </w:p>
+        </w:tc>
+        <w:tc>
+          <w:tcPr>
+            <w:tcW w:w="4874" w:type="dxa"/>
+          </w:tcPr>
+          <w:p>
+            <w:pPr>
+              <w:spacing w:line="360" w:lineRule="auto"/>
+              <w:rPr>
+                <w:rFonts w:asciiTheme="minorHAnsi" w:hAnsiTheme="minorHAnsi" w:cstheme="minorHAnsi"/>
+              </w:rPr>
+            </w:pPr>
+            <w:r>
+              <w:rPr>
+                <w:rFonts w:asciiTheme="minorHAnsi" w:hAnsiTheme="minorHAnsi" w:cstheme="minorHAnsi"/>
+              </w:rPr>
+              <w:t>Sign</w:t>
+            </w:r>
+            <w:r>
+              <w:rPr>
+                <w:rFonts w:asciiTheme="minorHAnsi" w:hAnsiTheme="minorHAnsi" w:cstheme="minorHAnsi"/>
+              </w:rPr>
+              <w:t xml:space="preserve">ed </w:t>
+            </w:r>
+            <w:r>
+              <w:rPr>
+                <w:rFonts w:asciiTheme="minorHAnsi" w:hAnsiTheme="minorHAnsi" w:cstheme="minorHAnsi"/>
+              </w:rPr>
+              <w:t>for and on behalf</w:t>
+            </w:r>
+            <w:r>
+              <w:rPr>
+                <w:rFonts w:asciiTheme="minorHAnsi" w:hAnsiTheme="minorHAnsi" w:cstheme="minorHAnsi"/>
+              </w:rPr>
+              <w:t xml:space="preserve"> of </w:t>
+            </w:r>
+            <w:r>
+              <w:rPr>
+                <w:rFonts w:asciiTheme="minorHAnsi" w:hAnsiTheme="minorHAnsi" w:cstheme="minorHAnsi"/>
+              </w:rPr>
+              <w:t xml:space="preserve">Estate Agent representing </w:t>
+            </w:r>
+            <w:r>
+              <w:rPr>
+                <w:rFonts w:asciiTheme="minorHAnsi" w:hAnsiTheme="minorHAnsi" w:cstheme="minorHAnsi"/>
+              </w:rPr>
+              <w:t>Buyer</w:t>
+            </w:r>
+            <w:r>
+              <w:rPr>
+                <w:rFonts w:asciiTheme="minorHAnsi" w:hAnsiTheme="minorHAnsi" w:cstheme="minorHAnsi"/>
+              </w:rPr>
+              <w:t>(s)</w:t>
+            </w:r>
+          </w:p>
+        </w:tc>
+      </w:tr>
+      <w:tr>
+        <w:tc>
+          <w:tcPr>
+            <w:tcW w:w="4874" w:type="dxa"/>
+          </w:tcPr>
+          <w:p>
+            <w:pPr>
+              <w:spacing w:line="360" w:lineRule="auto"/>
+              <w:rPr>
+                <w:rFonts w:asciiTheme="minorHAnsi" w:hAnsiTheme="minorHAnsi" w:cstheme="minorHAnsi"/>
+              </w:rPr>
+            </w:pPr>
+            <w:r>
+              <w:rPr>
+                <w:rFonts w:asciiTheme="minorHAnsi" w:hAnsiTheme="minorHAnsi" w:cstheme="minorHAnsi"/>
+              </w:rPr>
+              <w:t>Name:</w:t>
+            </w:r>
+            <w:r>
+              <w:rPr>
+                <w:rFonts w:asciiTheme="minorHAnsi" w:hAnsiTheme="minorHAnsi" w:cstheme="minorHAnsi"/>
+              </w:rPr>
+              <w:t xml:space="preserve"> </w:t>
+            </w:r>
+            <w:r>
+              <w:rPr>
+                <w:rFonts w:asciiTheme="minorHAnsi" w:hAnsiTheme="minorHAnsi" w:cstheme="minorHAnsi"/>
+                <w:u w:val="single"/>
+              </w:rPr>
+              <w:t>{{</w:t>
+            </w:r>
+            <w:proofErr w:type="spellStart"/>
+            <w:r>
+              <w:rPr>
+                <w:rFonts w:asciiTheme="minorHAnsi" w:hAnsiTheme="minorHAnsi" w:cstheme="minorHAnsi"/>
+                <w:u w:val="single"/>
+              </w:rPr>
+              <w:t>agent_name</w:t>
+            </w:r>
+            <w:proofErr w:type="spellEnd"/>
+            <w:r>
+              <w:rPr>
+                <w:rFonts w:asciiTheme="minorHAnsi" w:hAnsiTheme="minorHAnsi" w:cstheme="minorHAnsi"/>
+                <w:u w:val="single"/>
+              </w:rPr>
+              <w:t>}}</w:t>
+            </w:r>
+          </w:p>
+        </w:tc>
+        <w:tc>
+          <w:tcPr>
+            <w:tcW w:w="4874" w:type="dxa"/>
+          </w:tcPr>
+          <w:p>
+            <w:pPr>
+              <w:spacing w:line="360" w:lineRule="auto"/>
+              <w:rPr>
+                <w:rFonts w:asciiTheme="minorHAnsi" w:hAnsiTheme="minorHAnsi" w:cstheme="minorHAnsi"/>
+              </w:rPr>
+            </w:pPr>
+            <w:r>
+              <w:rPr>
+                <w:rFonts w:asciiTheme="minorHAnsi" w:hAnsiTheme="minorHAnsi" w:cstheme="minorHAnsi"/>
+              </w:rPr>
+              <w:t xml:space="preserve">Name: </w:t>
+            </w:r>
+            <w:r>
+              <w:rPr>
+                <w:rFonts w:asciiTheme="minorHAnsi" w:hAnsiTheme="minorHAnsi" w:cstheme="minorHAnsi"/>
+                <w:u w:val="single"/>
+              </w:rPr>
+              <w:t>{{</w:t>
+            </w:r>
+            <w:proofErr w:type="spellStart"/>
+            <w:r>
+              <w:rPr>
+                <w:rFonts w:asciiTheme="minorHAnsi" w:hAnsiTheme="minorHAnsi" w:cstheme="minorHAnsi"/>
+                <w:u w:val="single"/>
+              </w:rPr>
+              <w:t>cobroke_</w:t>
+            </w:r>
+            <w:r>
+              <w:rPr>
+                <w:rFonts w:asciiTheme="minorHAnsi" w:hAnsiTheme="minorHAnsi" w:cstheme="minorHAnsi"/>
+                <w:u w:val="single"/>
+              </w:rPr>
+              <w:t>agent_name</w:t>
+            </w:r>
+            <w:proofErr w:type="spellEnd"/>
+            <w:r>
+              <w:rPr>
+                <w:rFonts w:asciiTheme="minorHAnsi" w:hAnsiTheme="minorHAnsi" w:cstheme="minorHAnsi"/>
+                <w:u w:val="single"/>
+              </w:rPr>
+              <w:t>}}</w:t>
+            </w:r>
+          </w:p>
+        </w:tc>
+      </w:tr>
+      <w:tr>
+        <w:tc>
+          <w:tcPr>
+            <w:tcW w:w="4874" w:type="dxa"/>
+          </w:tcPr>
+          <w:p>
+            <w:pPr>
+              <w:spacing w:line="360" w:lineRule="auto"/>
+              <w:rPr>
+                <w:rFonts w:asciiTheme="minorHAnsi" w:hAnsiTheme="minorHAnsi" w:cstheme="minorHAnsi"/>
+              </w:rPr>
+            </w:pPr>
+            <w:r>
+              <w:rPr>
+                <w:rFonts w:asciiTheme="minorHAnsi" w:hAnsiTheme="minorHAnsi" w:cstheme="minorHAnsi"/>
+              </w:rPr>
+              <w:t xml:space="preserve">CEA </w:t>
+            </w:r>
+            <w:proofErr w:type="gramStart"/>
+            <w:r>
+              <w:rPr>
+                <w:rFonts w:asciiTheme="minorHAnsi" w:hAnsiTheme="minorHAnsi" w:cstheme="minorHAnsi"/>
+              </w:rPr>
+              <w:t>No. :</w:t>
+            </w:r>
+            <w:proofErr w:type="gramEnd"/>
+            <w:r>
+              <w:rPr>
+                <w:rFonts w:asciiTheme="minorHAnsi" w:hAnsiTheme="minorHAnsi" w:cstheme="minorHAnsi"/>
+              </w:rPr>
+              <w:t xml:space="preserve"> </w:t>
+            </w:r>
+            <w:r>
+              <w:rPr>
+                <w:rFonts w:asciiTheme="minorHAnsi" w:hAnsiTheme="minorHAnsi" w:cstheme="minorHAnsi"/>
+                <w:u w:val="single"/>
+              </w:rPr>
+              <w:t>{{</w:t>
+            </w:r>
+            <w:proofErr w:type="spellStart"/>
+            <w:r>
+              <w:rPr>
+                <w:rFonts w:asciiTheme="minorHAnsi" w:hAnsiTheme="minorHAnsi" w:cstheme="minorHAnsi"/>
+                <w:u w:val="single"/>
+              </w:rPr>
+              <w:t>agent_cea</w:t>
+            </w:r>
+            <w:r>
+              <w:rPr>
+                <w:rFonts w:asciiTheme="minorHAnsi" w:hAnsiTheme="minorHAnsi" w:cstheme="minorHAnsi"/>
+                <w:u w:val="single"/>
+              </w:rPr>
+              <w:t>_reg</w:t>
+            </w:r>
+            <w:proofErr w:type="spellEnd"/>
+            <w:r>
+              <w:rPr>
+                <w:rFonts w:asciiTheme="minorHAnsi" w:hAnsiTheme="minorHAnsi" w:cstheme="minorHAnsi"/>
+                <w:u w:val="single"/>
+              </w:rPr>
+              <w:t>}}</w:t>
+            </w:r>
+          </w:p>
+        </w:tc>
+        <w:tc>
+          <w:tcPr>
+            <w:tcW w:w="4874" w:type="dxa"/>
+          </w:tcPr>
+          <w:p>
+            <w:pPr>
+              <w:spacing w:line="360" w:lineRule="auto"/>
+              <w:rPr>
+                <w:rFonts w:asciiTheme="minorHAnsi" w:hAnsiTheme="minorHAnsi" w:cstheme="minorHAnsi"/>
+              </w:rPr>
+            </w:pPr>
+            <w:r>
+              <w:rPr>
+                <w:rFonts w:asciiTheme="minorHAnsi" w:hAnsiTheme="minorHAnsi" w:cstheme="minorHAnsi"/>
+              </w:rPr>
+              <w:t xml:space="preserve">CEA </w:t>
+            </w:r>
+            <w:proofErr w:type="gramStart"/>
+            <w:r>
+              <w:rPr>
+                <w:rFonts w:asciiTheme="minorHAnsi" w:hAnsiTheme="minorHAnsi" w:cstheme="minorHAnsi"/>
+              </w:rPr>
+              <w:t>No. :</w:t>
+            </w:r>
+            <w:proofErr w:type="gramEnd"/>
+            <w:r>
+              <w:rPr>
+                <w:rFonts w:asciiTheme="minorHAnsi" w:hAnsiTheme="minorHAnsi" w:cstheme="minorHAnsi"/>
+              </w:rPr>
+              <w:t xml:space="preserve"> </w:t>
+            </w:r>
+            <w:proofErr w:type="gramStart"/>
+            <w:r>
+              <w:rPr>
+                <w:rFonts w:asciiTheme="minorHAnsi" w:hAnsiTheme="minorHAnsi" w:cstheme="minorHAnsi"/>
+                <w:u w:val="single"/>
+              </w:rPr>
+              <w:t xml:space="preserve">{{ </w:t>
+            </w:r>
+            <w:proofErr w:type="spellStart"/>
+            <w:r>
+              <w:rPr>
+                <w:rFonts w:asciiTheme="minorHAnsi" w:hAnsiTheme="minorHAnsi" w:cstheme="minorHAnsi"/>
+                <w:u w:val="single"/>
+              </w:rPr>
+              <w:t>cobroke</w:t>
+            </w:r>
+            <w:proofErr w:type="gramEnd"/>
+            <w:r>
+              <w:rPr>
+                <w:rFonts w:asciiTheme="minorHAnsi" w:hAnsiTheme="minorHAnsi" w:cstheme="minorHAnsi"/>
+                <w:u w:val="single"/>
+              </w:rPr>
+              <w:t>_</w:t>
+            </w:r>
+            <w:r>
+              <w:rPr>
+                <w:rFonts w:asciiTheme="minorHAnsi" w:hAnsiTheme="minorHAnsi" w:cstheme="minorHAnsi"/>
+                <w:u w:val="single"/>
+              </w:rPr>
+              <w:t>agent_cea</w:t>
+            </w:r>
+            <w:proofErr w:type="spellEnd"/>
+            <w:r>
+              <w:rPr>
+                <w:rFonts w:asciiTheme="minorHAnsi" w:hAnsiTheme="minorHAnsi" w:cstheme="minorHAnsi"/>
+                <w:u w:val="single"/>
+              </w:rPr>
+              <w:t>}}</w:t>
+            </w:r>
+          </w:p>
+        </w:tc>
+      </w:tr>
+      <w:tr>
+        <w:tc>
+          <w:tcPr>
+            <w:tcW w:w="4874" w:type="dxa"/>
+          </w:tcPr>
+          <w:p>
+            <w:pPr>
+              <w:spacing w:line="360" w:lineRule="auto"/>
+              <w:rPr>
+                <w:rFonts w:asciiTheme="minorHAnsi" w:hAnsiTheme="minorHAnsi" w:cstheme="minorHAnsi"/>
+              </w:rPr>
+            </w:pPr>
+            <w:r>
+              <w:rPr>
+                <w:rFonts w:asciiTheme="minorHAnsi" w:hAnsiTheme="minorHAnsi" w:cstheme="minorHAnsi"/>
+              </w:rPr>
+              <w:t xml:space="preserve">Mobile: </w:t>
+            </w:r>
+            <w:r>
+              <w:rPr>
+                <w:rFonts w:asciiTheme="minorHAnsi" w:hAnsiTheme="minorHAnsi" w:cstheme="minorHAnsi"/>
+                <w:u w:val="single"/>
+              </w:rPr>
+              <w:t>{{</w:t>
+            </w:r>
+            <w:proofErr w:type="spellStart"/>
+            <w:r>
+              <w:rPr>
+                <w:rFonts w:asciiTheme="minorHAnsi" w:hAnsiTheme="minorHAnsi" w:cstheme="minorHAnsi"/>
+                <w:u w:val="single"/>
+              </w:rPr>
+              <w:t>agent_</w:t>
+            </w:r>
+            <w:r>
+              <w:rPr>
+                <w:rFonts w:asciiTheme="minorHAnsi" w:hAnsiTheme="minorHAnsi" w:cstheme="minorHAnsi"/>
+                <w:u w:val="single"/>
+              </w:rPr>
+              <w:t>contact</w:t>
+            </w:r>
+            <w:proofErr w:type="spellEnd"/>
+            <w:r>
+              <w:rPr>
+                <w:rFonts w:asciiTheme="minorHAnsi" w:hAnsiTheme="minorHAnsi" w:cstheme="minorHAnsi"/>
+                <w:u w:val="single"/>
+              </w:rPr>
+              <w:t>}}</w:t>
+            </w:r>
+          </w:p>
+        </w:tc>
+        <w:tc>
+          <w:tcPr>
+            <w:tcW w:w="4874" w:type="dxa"/>
+          </w:tcPr>
+          <w:p>
+            <w:pPr>
+              <w:spacing w:line="360" w:lineRule="auto"/>
+              <w:rPr>
+                <w:rFonts w:asciiTheme="minorHAnsi" w:hAnsiTheme="minorHAnsi" w:cstheme="minorHAnsi"/>
+              </w:rPr>
+            </w:pPr>
+            <w:r>
+              <w:rPr>
+                <w:rFonts w:asciiTheme="minorHAnsi" w:hAnsiTheme="minorHAnsi" w:cstheme="minorHAnsi"/>
+              </w:rPr>
+              <w:t xml:space="preserve">Mobile: </w:t>
+            </w:r>
+            <w:r>
+              <w:rPr>
+                <w:rFonts w:asciiTheme="minorHAnsi" w:hAnsiTheme="minorHAnsi" w:cstheme="minorHAnsi"/>
+                <w:u w:val="single"/>
+              </w:rPr>
+              <w:t>{{</w:t>
+            </w:r>
+            <w:proofErr w:type="spellStart"/>
+            <w:r>
+              <w:rPr>
+                <w:rFonts w:asciiTheme="minorHAnsi" w:hAnsiTheme="minorHAnsi" w:cstheme="minorHAnsi"/>
+                <w:u w:val="single"/>
+              </w:rPr>
+              <w:t>cobroke_</w:t>
+            </w:r>
+            <w:r>
+              <w:rPr>
+                <w:rFonts w:asciiTheme="minorHAnsi" w:hAnsiTheme="minorHAnsi" w:cstheme="minorHAnsi"/>
+                <w:u w:val="single"/>
+              </w:rPr>
+              <w:t>agent_</w:t>
+            </w:r>
+            <w:r>
+              <w:rPr>
+                <w:rFonts w:asciiTheme="minorHAnsi" w:hAnsiTheme="minorHAnsi" w:cstheme="minorHAnsi"/>
+                <w:u w:val="single"/>
+              </w:rPr>
+              <w:t>mobile</w:t>
+            </w:r>
+            <w:proofErr w:type="spellEnd"/>
+            <w:r>
+              <w:rPr>
+                <w:rFonts w:asciiTheme="minorHAnsi" w:hAnsiTheme="minorHAnsi" w:cstheme="minorHAnsi"/>
+                <w:u w:val="single"/>
+              </w:rPr>
+              <w:t>}}</w:t>
+            </w:r>
+          </w:p>
+        </w:tc>
+      </w:tr>
+    </w:tbl>
     <w:p>
       <w:pPr>
         <w:ind w:left="567"/>
         <w:jc w:val="both"/>
         <w:rPr>
           <w:rFonts w:asciiTheme="minorHAnsi" w:hAnsiTheme="minorHAnsi" w:cstheme="minorHAnsi"/>
-          <w:szCs w:val="18"/>
-          <w:u w:val="single"/>
-        </w:rPr>
-      </w:pPr>
-      <w:r>
-        <w:rPr>
-          <w:rFonts w:asciiTheme="minorHAnsi" w:hAnsiTheme="minorHAnsi" w:cstheme="minorHAnsi"/>
-          <w:szCs w:val="18"/>
-          <w:u w:val="single"/>
-        </w:rPr>
-        <w:tab/>
-      </w:r>
-      <w:r>
-        <w:rPr>
-          <w:rFonts w:asciiTheme="minorHAnsi" w:hAnsiTheme="minorHAnsi" w:cstheme="minorHAnsi"/>
-          <w:szCs w:val="18"/>
-          <w:u w:val="single"/>
-        </w:rPr>
-        <w:t>__________</w:t>
-      </w:r>
-      <w:r>
-        <w:rPr>
-          <w:rFonts w:asciiTheme="minorHAnsi" w:hAnsiTheme="minorHAnsi" w:cstheme="minorHAnsi"/>
-          <w:szCs w:val="18"/>
-          <w:u w:val="single"/>
-        </w:rPr>
-        <w:tab/>
-      </w:r>
-      <w:r>
-        <w:rPr>
-          <w:rFonts w:asciiTheme="minorHAnsi" w:hAnsiTheme="minorHAnsi" w:cstheme="minorHAnsi"/>
-          <w:szCs w:val="18"/>
-          <w:u w:val="single"/>
-        </w:rPr>
-        <w:t>____________________</w:t>
-      </w:r>
-      <w:r>
-        <w:rPr>
-          <w:rFonts w:asciiTheme="minorHAnsi" w:hAnsiTheme="minorHAnsi" w:cstheme="minorHAnsi"/>
-          <w:szCs w:val="18"/>
-        </w:rPr>
-        <w:tab/>
-      </w:r>
-      <w:r>
-        <w:rPr>
-          <w:rFonts w:asciiTheme="minorHAnsi" w:hAnsiTheme="minorHAnsi" w:cstheme="minorHAnsi"/>
-          <w:szCs w:val="18"/>
-        </w:rPr>
-        <w:tab/>
-      </w:r>
-      <w:r>
-        <w:rPr>
-          <w:rFonts w:asciiTheme="minorHAnsi" w:hAnsiTheme="minorHAnsi" w:cstheme="minorHAnsi"/>
-          <w:szCs w:val="18"/>
-          <w:u w:val="single"/>
-        </w:rPr>
-        <w:tab/>
-      </w:r>
-      <w:r>
-        <w:rPr>
-          <w:rFonts w:asciiTheme="minorHAnsi" w:hAnsiTheme="minorHAnsi" w:cstheme="minorHAnsi"/>
-          <w:szCs w:val="18"/>
-          <w:u w:val="single"/>
-        </w:rPr>
-        <w:t>__________</w:t>
-      </w:r>
-      <w:r>
-        <w:rPr>
-          <w:rFonts w:asciiTheme="minorHAnsi" w:hAnsiTheme="minorHAnsi" w:cstheme="minorHAnsi"/>
-          <w:szCs w:val="18"/>
-          <w:u w:val="single"/>
-        </w:rPr>
-        <w:tab/>
-      </w:r>
-      <w:r>
-        <w:rPr>
-          <w:rFonts w:asciiTheme="minorHAnsi" w:hAnsiTheme="minorHAnsi" w:cstheme="minorHAnsi"/>
-          <w:szCs w:val="18"/>
-          <w:u w:val="single"/>
-        </w:rPr>
-        <w:t>____________________</w:t>
-      </w:r>
-    </w:p>
-    <w:p>
-      <w:pPr>
-        <w:ind w:left="567"/>
-        <w:jc w:val="both"/>
-        <w:rPr>
-          <w:rFonts w:asciiTheme="minorHAnsi" w:hAnsiTheme="minorHAnsi" w:cstheme="minorHAnsi"/>
-          <w:szCs w:val="18"/>
-        </w:rPr>
-      </w:pPr>
-      <w:r>
-        <w:rPr>
-          <w:rFonts w:asciiTheme="minorHAnsi" w:hAnsiTheme="minorHAnsi" w:cstheme="minorHAnsi"/>
-          <w:szCs w:val="18"/>
-        </w:rPr>
-        <w:t>Sign</w:t>
-      </w:r>
-      <w:r>
-        <w:rPr>
-          <w:rFonts w:asciiTheme="minorHAnsi" w:hAnsiTheme="minorHAnsi" w:cstheme="minorHAnsi"/>
-          <w:szCs w:val="18"/>
-        </w:rPr>
-        <w:t xml:space="preserve">ed </w:t>
-      </w:r>
-      <w:r>
-        <w:rPr>
-          <w:rFonts w:asciiTheme="minorHAnsi" w:hAnsiTheme="minorHAnsi" w:cstheme="minorHAnsi"/>
-          <w:szCs w:val="18"/>
-        </w:rPr>
-        <w:t>for and on</w:t>
-      </w:r>
-      <w:r>
-        <w:rPr>
-          <w:rFonts w:asciiTheme="minorHAnsi" w:hAnsiTheme="minorHAnsi" w:cstheme="minorHAnsi"/>
-          <w:szCs w:val="18"/>
-        </w:rPr>
-        <w:t xml:space="preserve"> behalf</w:t>
-      </w:r>
-      <w:r>
-        <w:rPr>
-          <w:rFonts w:asciiTheme="minorHAnsi" w:hAnsiTheme="minorHAnsi" w:cstheme="minorHAnsi"/>
-          <w:szCs w:val="18"/>
-        </w:rPr>
-        <w:t xml:space="preserve"> of</w:t>
-      </w:r>
-      <w:r>
-        <w:rPr>
-          <w:rFonts w:asciiTheme="minorHAnsi" w:hAnsiTheme="minorHAnsi" w:cstheme="minorHAnsi"/>
-          <w:szCs w:val="18"/>
-        </w:rPr>
-        <w:tab/>
-      </w:r>
-      <w:r>
-        <w:rPr>
-          <w:rFonts w:asciiTheme="minorHAnsi" w:hAnsiTheme="minorHAnsi" w:cstheme="minorHAnsi"/>
-          <w:szCs w:val="18"/>
-        </w:rPr>
-        <w:tab/>
-      </w:r>
-      <w:r>
-        <w:rPr>
-          <w:rFonts w:asciiTheme="minorHAnsi" w:hAnsiTheme="minorHAnsi" w:cstheme="minorHAnsi"/>
-          <w:szCs w:val="18"/>
-        </w:rPr>
-        <w:tab/>
-      </w:r>
-      <w:r>
-        <w:rPr>
-          <w:rFonts w:asciiTheme="minorHAnsi" w:hAnsiTheme="minorHAnsi" w:cstheme="minorHAnsi"/>
-          <w:szCs w:val="18"/>
-        </w:rPr>
-        <w:tab/>
-      </w:r>
-      <w:r>
-        <w:rPr>
-          <w:rFonts w:asciiTheme="minorHAnsi" w:hAnsiTheme="minorHAnsi" w:cstheme="minorHAnsi"/>
-          <w:szCs w:val="18"/>
-        </w:rPr>
-        <w:t xml:space="preserve">Signed </w:t>
-      </w:r>
-      <w:r>
-        <w:rPr>
-          <w:rFonts w:asciiTheme="minorHAnsi" w:hAnsiTheme="minorHAnsi" w:cstheme="minorHAnsi"/>
-          <w:szCs w:val="18"/>
-        </w:rPr>
-        <w:t>for and on behalf</w:t>
-      </w:r>
-      <w:r>
-        <w:rPr>
-          <w:rFonts w:asciiTheme="minorHAnsi" w:hAnsiTheme="minorHAnsi" w:cstheme="minorHAnsi"/>
-          <w:szCs w:val="18"/>
-        </w:rPr>
-        <w:t xml:space="preserve"> of</w:t>
-      </w:r>
-    </w:p>
-    <w:p>
-      <w:pPr>
-        <w:ind w:left="567"/>
-        <w:jc w:val="both"/>
-        <w:rPr>
-          <w:rFonts w:asciiTheme="minorHAnsi" w:hAnsiTheme="minorHAnsi" w:cstheme="minorHAnsi"/>
-          <w:szCs w:val="18"/>
-        </w:rPr>
-      </w:pPr>
-      <w:r>
-        <w:rPr>
-          <w:rFonts w:asciiTheme="minorHAnsi" w:hAnsiTheme="minorHAnsi" w:cstheme="minorHAnsi"/>
-          <w:szCs w:val="18"/>
-        </w:rPr>
-        <w:t>Estate Agent representing Seller(s)</w:t>
-      </w:r>
-      <w:r>
-        <w:rPr>
-          <w:rFonts w:asciiTheme="minorHAnsi" w:hAnsiTheme="minorHAnsi" w:cstheme="minorHAnsi"/>
-          <w:szCs w:val="18"/>
-        </w:rPr>
-        <w:tab/>
-      </w:r>
-      <w:r>
-        <w:rPr>
-          <w:rFonts w:asciiTheme="minorHAnsi" w:hAnsiTheme="minorHAnsi" w:cstheme="minorHAnsi"/>
-          <w:szCs w:val="18"/>
-        </w:rPr>
-        <w:tab/>
-      </w:r>
-      <w:r>
-        <w:rPr>
-          <w:rFonts w:asciiTheme="minorHAnsi" w:hAnsiTheme="minorHAnsi" w:cstheme="minorHAnsi"/>
-          <w:szCs w:val="18"/>
-        </w:rPr>
-        <w:tab/>
-        <w:t>Estate Agent representing Buyer(s)</w:t>
-      </w:r>
-    </w:p>
-    <w:p>
-      <w:pPr>
-        <w:ind w:left="567"/>
-        <w:jc w:val="both"/>
-        <w:rPr>
-          <w:rFonts w:asciiTheme="minorHAnsi" w:hAnsiTheme="minorHAnsi" w:cstheme="minorHAnsi"/>
-          <w:szCs w:val="18"/>
-        </w:rPr>
-      </w:pPr>
-    </w:p>
-    <w:p>
-      <w:pPr>
-        <w:spacing w:line="360" w:lineRule="auto"/>
-        <w:ind w:left="567"/>
-        <w:jc w:val="both"/>
-        <w:rPr>
-          <w:rFonts w:asciiTheme="minorHAnsi" w:hAnsiTheme="minorHAnsi" w:cstheme="minorHAnsi"/>
-          <w:szCs w:val="18"/>
-        </w:rPr>
-      </w:pPr>
-      <w:r>
-        <w:rPr>
-          <w:rFonts w:asciiTheme="minorHAnsi" w:hAnsiTheme="minorHAnsi" w:cstheme="minorHAnsi"/>
-          <w:szCs w:val="18"/>
-        </w:rPr>
-        <w:t xml:space="preserve">Name: _________________________________   </w:t>
-      </w:r>
-      <w:r>
-        <w:rPr>
-          <w:rFonts w:asciiTheme="minorHAnsi" w:hAnsiTheme="minorHAnsi" w:cstheme="minorHAnsi"/>
-          <w:szCs w:val="18"/>
-        </w:rPr>
-        <w:tab/>
-      </w:r>
-      <w:r>
-        <w:rPr>
-          <w:rFonts w:asciiTheme="minorHAnsi" w:hAnsiTheme="minorHAnsi" w:cstheme="minorHAnsi"/>
-          <w:szCs w:val="18"/>
-        </w:rPr>
-        <w:tab/>
-      </w:r>
-      <w:r>
-        <w:rPr>
-          <w:rFonts w:asciiTheme="minorHAnsi" w:hAnsiTheme="minorHAnsi" w:cstheme="minorHAnsi"/>
-          <w:szCs w:val="18"/>
-        </w:rPr>
-        <w:t xml:space="preserve">Name: _________________________________   </w:t>
-      </w:r>
-    </w:p>
-    <w:p>
-      <w:pPr>
-        <w:spacing w:line="360" w:lineRule="auto"/>
-        <w:ind w:left="567"/>
-        <w:jc w:val="both"/>
-        <w:rPr>
-          <w:rFonts w:asciiTheme="minorHAnsi" w:hAnsiTheme="minorHAnsi" w:cstheme="minorHAnsi"/>
-          <w:szCs w:val="18"/>
-        </w:rPr>
-      </w:pPr>
-      <w:r>
-        <w:rPr>
-          <w:rFonts w:asciiTheme="minorHAnsi" w:hAnsiTheme="minorHAnsi" w:cstheme="minorHAnsi"/>
-          <w:szCs w:val="18"/>
-        </w:rPr>
-        <w:t>CEA</w:t>
-      </w:r>
-      <w:r>
-        <w:rPr>
-          <w:rFonts w:asciiTheme="minorHAnsi" w:hAnsiTheme="minorHAnsi" w:cstheme="minorHAnsi"/>
-          <w:szCs w:val="18"/>
-        </w:rPr>
-        <w:t xml:space="preserve"> No.: ________________</w:t>
-      </w:r>
-      <w:r>
-        <w:rPr>
-          <w:rFonts w:asciiTheme="minorHAnsi" w:hAnsiTheme="minorHAnsi" w:cstheme="minorHAnsi"/>
-          <w:szCs w:val="18"/>
-        </w:rPr>
-        <w:t xml:space="preserve"> </w:t>
-      </w:r>
-      <w:r>
-        <w:rPr>
-          <w:rFonts w:asciiTheme="minorHAnsi" w:hAnsiTheme="minorHAnsi" w:cstheme="minorHAnsi"/>
-          <w:szCs w:val="18"/>
-        </w:rPr>
-        <w:tab/>
-      </w:r>
-      <w:r>
-        <w:rPr>
-          <w:rFonts w:asciiTheme="minorHAnsi" w:hAnsiTheme="minorHAnsi" w:cstheme="minorHAnsi"/>
-          <w:szCs w:val="18"/>
-        </w:rPr>
-        <w:tab/>
-      </w:r>
-      <w:r>
-        <w:rPr>
-          <w:rFonts w:asciiTheme="minorHAnsi" w:hAnsiTheme="minorHAnsi" w:cstheme="minorHAnsi"/>
-          <w:szCs w:val="18"/>
-        </w:rPr>
-        <w:tab/>
-      </w:r>
-      <w:r>
-        <w:rPr>
-          <w:rFonts w:asciiTheme="minorHAnsi" w:hAnsiTheme="minorHAnsi" w:cstheme="minorHAnsi"/>
-          <w:szCs w:val="18"/>
-        </w:rPr>
-        <w:tab/>
-        <w:t>CEA No.: ________________</w:t>
-      </w:r>
-    </w:p>
-    <w:p>
-      <w:pPr>
-        <w:spacing w:line="360" w:lineRule="auto"/>
-        <w:ind w:left="567"/>
-        <w:jc w:val="both"/>
-        <w:rPr>
-          <w:rFonts w:asciiTheme="minorHAnsi" w:hAnsiTheme="minorHAnsi" w:cstheme="minorHAnsi"/>
-          <w:szCs w:val="18"/>
-        </w:rPr>
-      </w:pPr>
-      <w:r>
-        <w:rPr>
-          <w:rFonts w:asciiTheme="minorHAnsi" w:hAnsiTheme="minorHAnsi" w:cstheme="minorHAnsi"/>
-          <w:szCs w:val="18"/>
-        </w:rPr>
-        <w:t>Mobile: _________________</w:t>
-      </w:r>
-      <w:r>
-        <w:rPr>
-          <w:rFonts w:asciiTheme="minorHAnsi" w:hAnsiTheme="minorHAnsi" w:cstheme="minorHAnsi"/>
-          <w:szCs w:val="18"/>
-        </w:rPr>
-        <w:tab/>
-      </w:r>
-      <w:r>
-        <w:rPr>
-          <w:rFonts w:asciiTheme="minorHAnsi" w:hAnsiTheme="minorHAnsi" w:cstheme="minorHAnsi"/>
-          <w:szCs w:val="18"/>
-        </w:rPr>
-        <w:tab/>
-      </w:r>
-      <w:r>
-        <w:rPr>
-          <w:rFonts w:asciiTheme="minorHAnsi" w:hAnsiTheme="minorHAnsi" w:cstheme="minorHAnsi"/>
-          <w:szCs w:val="18"/>
-        </w:rPr>
-        <w:tab/>
-      </w:r>
-      <w:r>
-        <w:rPr>
-          <w:rFonts w:asciiTheme="minorHAnsi" w:hAnsiTheme="minorHAnsi" w:cstheme="minorHAnsi"/>
-          <w:szCs w:val="18"/>
-        </w:rPr>
-        <w:tab/>
-      </w:r>
-      <w:r>
-        <w:rPr>
-          <w:rFonts w:asciiTheme="minorHAnsi" w:hAnsiTheme="minorHAnsi" w:cstheme="minorHAnsi"/>
-          <w:szCs w:val="18"/>
-        </w:rPr>
-        <w:t>Mobile: _________________</w:t>
-      </w:r>
-    </w:p>
-    <w:p>
-      <w:pPr>
-        <w:spacing w:line="360" w:lineRule="auto"/>
-        <w:ind w:left="567"/>
-        <w:jc w:val="both"/>
-        <w:rPr>
-          <w:rFonts w:asciiTheme="minorHAnsi" w:hAnsiTheme="minorHAnsi" w:cstheme="minorHAnsi"/>
           <w:b/>
           <w:szCs w:val="18"/>
         </w:rPr>
       </w:pPr>
-      <w:r>
-        <w:rPr>
-          <w:rFonts w:asciiTheme="minorHAnsi" w:hAnsiTheme="minorHAnsi" w:cstheme="minorHAnsi"/>
-          <w:szCs w:val="18"/>
-        </w:rPr>
-        <w:t>Date: ___________________</w:t>
-      </w:r>
-      <w:r>
-        <w:rPr>
-          <w:rFonts w:asciiTheme="minorHAnsi" w:hAnsiTheme="minorHAnsi" w:cstheme="minorHAnsi"/>
-          <w:szCs w:val="18"/>
-        </w:rPr>
-        <w:tab/>
-      </w:r>
-      <w:r>
-        <w:rPr>
-          <w:rFonts w:asciiTheme="minorHAnsi" w:hAnsiTheme="minorHAnsi" w:cstheme="minorHAnsi"/>
-          <w:szCs w:val="18"/>
-        </w:rPr>
-        <w:tab/>
-      </w:r>
-      <w:r>
-        <w:rPr>
-          <w:rFonts w:asciiTheme="minorHAnsi" w:hAnsiTheme="minorHAnsi" w:cstheme="minorHAnsi"/>
-          <w:szCs w:val="18"/>
-        </w:rPr>
-        <w:tab/>
-      </w:r>
-      <w:r>
-        <w:rPr>
-          <w:rFonts w:asciiTheme="minorHAnsi" w:hAnsiTheme="minorHAnsi" w:cstheme="minorHAnsi"/>
-          <w:szCs w:val="18"/>
-        </w:rPr>
-        <w:tab/>
-        <w:t>Date: ___________________</w:t>
-      </w:r>
     </w:p>
     <w:sectPr>
       <w:headerReference w:type="default" r:id="rId8"/>
@@ -4794,6 +5020,21 @@
       <w:lang w:val="en-US" w:eastAsia="en-US"/>
     </w:rPr>
   </w:style>
+  <w:style w:type="table" w:styleId="TableGrid">
+    <w:name w:val="Table Grid"/>
+    <w:basedOn w:val="TableNormal"/>
+    <w:rsid w:val="00F55308"/>
+    <w:tblPr>
+      <w:tblBorders>
+        <w:top w:val="single" w:sz="4" w:space="0" w:color="auto"/>
+        <w:left w:val="single" w:sz="4" w:space="0" w:color="auto"/>
+        <w:bottom w:val="single" w:sz="4" w:space="0" w:color="auto"/>
+        <w:right w:val="single" w:sz="4" w:space="0" w:color="auto"/>
+        <w:insideH w:val="single" w:sz="4" w:space="0" w:color="auto"/>
+        <w:insideV w:val="single" w:sz="4" w:space="0" w:color="auto"/>
+      </w:tblBorders>
+    </w:tblPr>
+  </w:style>
 </w:styles>
 </file>
 
